--- a/Seneca_Lake_Chapter_v2.docx
+++ b/Seneca_Lake_Chapter_v2.docx
@@ -2049,11 +2049,19 @@
           <w:t xml:space="preserve">Seneca Falls</w:t>
         </w:r>
       </w:hyperlink>
+    </w:p>
+    <w:p>
       <w:r>
         <w:rPr>
           <w:rFonts w:ascii="Arial" w:hAnsi="Arial"/>
+          <w:i/>
         </w:rPr>
-        <w:t xml:space="preserve"> The Wesleyan Chapel, Stanton House, and M'Clintock House in Waterloo. Start at the NPS visitor center on Fall Street.</w:t>
+        <w:t>Where 300 people rewrote the rules in two days</w:t>
+      </w:r>
+    </w:p>
+    <w:p>
+      <w:r>
+        <w:t>The Wesleyan Chapel where the 1848 convention met, the Stanton House, and the M'Clintock House in Waterloo where the Declaration of Sentiments was drafted. Start at the NPS visitor center on Fall Street. The chapel interior has been partially reconstructed; the original walls are visible behind glass. Free admission.</w:t>
       </w:r>
     </w:p>
     <w:p>
@@ -2088,11 +2096,19 @@
           <w:t xml:space="preserve">Waterloo NY</w:t>
         </w:r>
       </w:hyperlink>
+    </w:p>
+    <w:p>
       <w:r>
         <w:rPr>
           <w:rFonts w:ascii="Arial" w:hAnsi="Arial"/>
+          <w:i/>
         </w:rPr>
-        <w:t xml:space="preserve"> Where the Declaration of Sentiments was drafted in 1848. Part of Women's Rights NHP. Open seasonally.</w:t>
+        <w:t>The kitchen table where the Declaration was written</w:t>
+      </w:r>
+    </w:p>
+    <w:p>
+      <w:r>
+        <w:t>Where Elizabeth Cady Stanton and her collaborators drafted the Declaration of Sentiments in 1848, days before the convention. Part of Women's Rights NHP. The house is restored to its 1848 appearance. Open seasonally; check NPS schedule.</w:t>
       </w:r>
     </w:p>
     <w:p>
@@ -2127,11 +2143,19 @@
           <w:t xml:space="preserve">Waterloo NY</w:t>
         </w:r>
       </w:hyperlink>
+    </w:p>
+    <w:p>
       <w:r>
         <w:rPr>
           <w:rFonts w:ascii="Arial" w:hAnsi="Arial"/>
+          <w:i/>
         </w:rPr>
-        <w:t xml:space="preserve"> 1866. The first community-wide observance. Congressional recognition 1966.</w:t>
+        <w:t>The first observance, before it had a name</w:t>
+      </w:r>
+    </w:p>
+    <w:p>
+      <w:r>
+        <w:t>1866. Pharmacist Henry Welles and General John Murray organized the first community-wide Memorial Day observance in Waterloo. Congressional recognition came a century later in 1966. The museum documents the origins and the town's claim. Same main street as the M'Clintock House.</w:t>
       </w:r>
     </w:p>
     <w:p>
@@ -2166,11 +2190,19 @@
           <w:t xml:space="preserve">Geneva NY</w:t>
         </w:r>
       </w:hyperlink>
+    </w:p>
+    <w:p>
       <w:r>
         <w:rPr>
           <w:rFonts w:ascii="Arial" w:hAnsi="Arial"/>
+          <w:i/>
         </w:rPr>
-        <w:t xml:space="preserve"> Where Konstantin Frank proved Riesling could grow here in 1951. Grounds open to visitors.</w:t>
+        <w:t>Where the experts were wrong and Konstantin Frank was right</w:t>
+      </w:r>
+    </w:p>
+    <w:p>
+      <w:r>
+        <w:t>Cornell's research station where scientists spent decades insisting European wine grapes could not survive Finger Lakes winters. In 1951, Konstantin Frank arrived and proved them wrong. The station's work on cold-climate viticulture continues. Grounds open to visitors; the research plots are visible from the road.</w:t>
       </w:r>
     </w:p>
     <w:p>
@@ -2205,11 +2237,19 @@
           <w:t xml:space="preserve">Geneva NY</w:t>
         </w:r>
       </w:hyperlink>
+    </w:p>
+    <w:p>
       <w:r>
         <w:rPr>
           <w:rFonts w:ascii="Arial" w:hAnsi="Arial"/>
+          <w:i/>
         </w:rPr>
-        <w:t xml:space="preserve"> Where Elizabeth Blackwell became the first woman doctor in the US in 1849. Lakefront campus, open to visitors.</w:t>
+        <w:t>Known for Elizabeth Blackwell and the best free lake view at the north end</w:t>
+      </w:r>
+    </w:p>
+    <w:p>
+      <w:r>
+        <w:t>The institution where Elizabeth Blackwell became the first woman to receive a medical degree in the United States in 1849, after being rejected by 29 other schools. The lakefront campus sits on a bluff above Seneca Lake. The view from the campus is the best free view at the north end. Open to visitors.</w:t>
       </w:r>
     </w:p>
     <w:p>
@@ -2537,13 +2577,21 @@
         <w:rPr>
           <w:rFonts w:ascii="Arial" w:hAnsi="Arial"/>
         </w:rPr>
-        <w:t xml:space="preserve"> Dundee NY · west shore </w:t>
-      </w:r>
+        <w:t xml:space="preserve"> Dundee NY · west shore</w:t>
+      </w:r>
+    </w:p>
+    <w:p>
       <w:r>
         <w:rPr>
           <w:rFonts w:ascii="Arial" w:hAnsi="Arial"/>
+          <w:i/>
         </w:rPr>
-        <w:t>The benchmark for what Seneca can do at its most precise. World's Top 100 Wineries. Biodynamic certified.</w:t>
+        <w:t>Where the Mosel meets Seneca</w:t>
+      </w:r>
+    </w:p>
+    <w:p>
+      <w:r>
+        <w:t>The benchmark for what Seneca can do at its most precise. World's Top 100 Wineries. Biodynamic certified. Hermann Wiemer came from Germany's Mosel Valley, saw the west-shore shale slopes in the 1970s, and stayed for the rest of his working life.</w:t>
       </w:r>
     </w:p>
     <w:p>
@@ -2569,13 +2617,21 @@
         <w:rPr>
           <w:rFonts w:ascii="Arial" w:hAnsi="Arial"/>
         </w:rPr>
-        <w:t xml:space="preserve"> Lodi NY · east shore </w:t>
-      </w:r>
+        <w:t xml:space="preserve"> Lodi NY · east shore</w:t>
+      </w:r>
+    </w:p>
+    <w:p>
       <w:r>
         <w:rPr>
           <w:rFonts w:ascii="Arial" w:hAnsi="Arial"/>
+          <w:i/>
         </w:rPr>
-        <w:t>The most complete stop on the east shore. Estate grown, winery, brewery, restaurant, panoramic lake views. Open daily.</w:t>
+        <w:t>Wine, beer, and lunch on the same hilltop</w:t>
+      </w:r>
+    </w:p>
+    <w:p>
+      <w:r>
+        <w:t>The most complete stop on the east shore. Estate-grown winery, brewery, and restaurant under one roof, with panoramic lake views. The Ginny Lee Cafe serves lunch on a terrace above the water. Open daily year-round.</w:t>
       </w:r>
     </w:p>
     <w:p>
@@ -2601,13 +2657,21 @@
         <w:rPr>
           <w:rFonts w:ascii="Arial" w:hAnsi="Arial"/>
         </w:rPr>
-        <w:t xml:space="preserve"> Lodi NY · east shore </w:t>
-      </w:r>
+        <w:t xml:space="preserve"> Lodi NY · east shore</w:t>
+      </w:r>
+    </w:p>
+    <w:p>
       <w:r>
         <w:rPr>
           <w:rFonts w:ascii="Arial" w:hAnsi="Arial"/>
+          <w:i/>
         </w:rPr>
-        <w:t>Single-vineyard Riesling program. The argument for why site designations matter in this AVA.</w:t>
+        <w:t>One vineyard, one variety, no buses</w:t>
+      </w:r>
+    </w:p>
+    <w:p>
+      <w:r>
+        <w:t>Single-vineyard Riesling program. Wine Enthusiast named the Dry Riesling to its Top 100 Wines in the World twice. No groups larger than six. The argument for why site designations matter in this AVA.</w:t>
       </w:r>
     </w:p>
     <w:p>
@@ -2633,13 +2697,21 @@
         <w:rPr>
           <w:rFonts w:ascii="Arial" w:hAnsi="Arial"/>
         </w:rPr>
-        <w:t xml:space="preserve"> Lodi NY · east shore </w:t>
-      </w:r>
+        <w:t xml:space="preserve"> Lodi NY · east shore</w:t>
+      </w:r>
+    </w:p>
+    <w:p>
       <w:r>
         <w:rPr>
           <w:rFonts w:ascii="Arial" w:hAnsi="Arial"/>
+          <w:i/>
         </w:rPr>
-        <w:t>Dramatic Greek Revival architecture. One of the more serious east-shore Riesling programs.</w:t>
+        <w:t>Three generations and the best architecture on the trail</w:t>
+      </w:r>
+    </w:p>
+    <w:p>
+      <w:r>
+        <w:t>Dramatic Greek Revival tasting room with an unobstructed lake view. The Lamoreaux family has been farming grapes at this Lodi hillside for three generations. One of the more serious east-shore Riesling programs.</w:t>
       </w:r>
     </w:p>
     <w:p>
@@ -2665,13 +2737,21 @@
         <w:rPr>
           <w:rFonts w:ascii="Arial" w:hAnsi="Arial"/>
         </w:rPr>
-        <w:t xml:space="preserve"> Dundee NY · west shore </w:t>
-      </w:r>
+        <w:t xml:space="preserve"> Dundee NY · west shore</w:t>
+      </w:r>
+    </w:p>
+    <w:p>
       <w:r>
         <w:rPr>
           <w:rFonts w:ascii="Arial" w:hAnsi="Arial"/>
+          <w:i/>
         </w:rPr>
-        <w:t>The first winery on Seneca Lake (1977). Inn and restaurant on site. The logical west-shore overnight.</w:t>
+        <w:t>First on the lake, still the mid-shore overnight</w:t>
+      </w:r>
+    </w:p>
+    <w:p>
+      <w:r>
+        <w:t>The first winery on Seneca Lake, established 1977. The 30-room inn sits above the vineyard. Veraisons Restaurant changes its menu each season. The logical west-shore overnight.</w:t>
       </w:r>
     </w:p>
     <w:p>
@@ -2697,13 +2777,21 @@
         <w:rPr>
           <w:rFonts w:ascii="Arial" w:hAnsi="Arial"/>
         </w:rPr>
-        <w:t xml:space="preserve"> Hector NY · east shore </w:t>
-      </w:r>
+        <w:t xml:space="preserve"> Hector NY · east shore</w:t>
+      </w:r>
+    </w:p>
+    <w:p>
       <w:r>
         <w:rPr>
           <w:rFonts w:ascii="Arial" w:hAnsi="Arial"/>
+          <w:i/>
         </w:rPr>
-        <w:t>Winery and bistro. The best farm-to-table lunch stop on the east shore.</w:t>
+        <w:t>The reason to take Route 414</w:t>
+      </w:r>
+    </w:p>
+    <w:p>
+      <w:r>
+        <w:t>Winery and farm-to-table bistro. The best lunch stop on the east shore. Thursday through Saturday for dinner; Sunday for the Jazz Brunch. Scott Signori opened it in 1999; his team has kept the same specificity since his passing in 2021.</w:t>
       </w:r>
     </w:p>
     <w:p>
@@ -2729,13 +2817,21 @@
         <w:rPr>
           <w:rFonts w:ascii="Arial" w:hAnsi="Arial"/>
         </w:rPr>
-        <w:t xml:space="preserve"> Burdett NY · east shore </w:t>
-      </w:r>
+        <w:t xml:space="preserve"> Burdett NY · east shore</w:t>
+      </w:r>
+    </w:p>
+    <w:p>
       <w:r>
         <w:rPr>
           <w:rFonts w:ascii="Arial" w:hAnsi="Arial"/>
+          <w:i/>
         </w:rPr>
-        <w:t>Consistent quality, lake views, good entry point for the east-shore day.</w:t>
+        <w:t>The first stop heading north on Route 414</w:t>
+      </w:r>
+    </w:p>
+    <w:p>
+      <w:r>
+        <w:t>Consistent quality, lake views from the terrace, and enough range to orient first-time visitors. Close enough to Hillick &amp; Hobbs and Two Goats that the first two hours on Route 414 sort themselves out.</w:t>
       </w:r>
     </w:p>
     <w:p>
@@ -2761,13 +2857,21 @@
         <w:rPr>
           <w:rFonts w:ascii="Arial" w:hAnsi="Arial"/>
         </w:rPr>
-        <w:t xml:space="preserve"> Burdett NY · east shore </w:t>
-      </w:r>
+        <w:t xml:space="preserve"> Burdett NY · east shore</w:t>
+      </w:r>
+    </w:p>
+    <w:p>
       <w:r>
         <w:rPr>
           <w:rFonts w:ascii="Arial" w:hAnsi="Arial"/>
+          <w:i/>
         </w:rPr>
-        <w:t>Small-production estate-grown. The east-shore expression at its most focused.</w:t>
+        <w:t>Small production, longer conversations</w:t>
+      </w:r>
+    </w:p>
+    <w:p>
+      <w:r>
+        <w:t>Single east-shore vineyard, limited production, and a tasting experience that doesn't feel like a line. The estate farms the shale slopes that give east-shore Seneca its claim to Mosel comparison.</w:t>
       </w:r>
     </w:p>
     <w:p>
@@ -3309,7 +3413,163 @@
         <w:rPr>
           <w:rFonts w:ascii="Arial" w:hAnsi="Arial"/>
         </w:rPr>
-        <w:t xml:space="preserve">The </w:t>
+        <w:t xml:space="preserve">— </w:t>
+      </w:r>
+      <w:hyperlink r:id="rId51" w:history="1">
+        <w:r>
+          <w:rPr>
+            <w:rStyle w:val="Hyperlink"/>
+            <w:color w:val="1A7340"/>
+            <w:u w:val="single"/>
+            <w:rFonts w:ascii="Arial" w:hAnsi="Arial"/>
+            <w:sz w:val="22"/>
+          </w:rPr>
+          <w:t xml:space="preserve">Hazlitt 1852 Vineyards / The Cider Tree</w:t>
+        </w:r>
+      </w:hyperlink>
+      <w:r>
+        <w:rPr>
+          <w:rFonts w:ascii="Arial" w:hAnsi="Arial"/>
+        </w:rPr>
+        <w:t xml:space="preserve"> </w:t>
+      </w:r>
+      <w:hyperlink r:id="rId21" w:history="1">
+        <w:r>
+          <w:rPr>
+            <w:rStyle w:val="Hyperlink"/>
+            <w:color w:val="1A7340"/>
+            <w:u w:val="single"/>
+            <w:rFonts w:ascii="Arial" w:hAnsi="Arial"/>
+            <w:sz w:val="22"/>
+          </w:rPr>
+          <w:t xml:space="preserve">Hector</w:t>
+        </w:r>
+      </w:hyperlink>
+    </w:p>
+    <w:p>
+      <w:r>
+        <w:rPr>
+          <w:rFonts w:ascii="Arial" w:hAnsi="Arial"/>
+          <w:i/>
+        </w:rPr>
+        <w:t>Two trail badges on one stop since before the Civil War</w:t>
+      </w:r>
+    </w:p>
+    <w:p>
+      <w:r>
+        <w:t>The Hazlitt family has farmed this east-shore hillside since 1852. The Cider Tree hard cider operation runs alongside the winery on the same property, earning both a wine trail and Craft Beverage Trail badge on a single visit. The breadth is intentional: a working farm operation that serves everyone from serious collectors to first-time trail visitors.</w:t>
+      </w:r>
+    </w:p>
+    <w:p>
+      <w:r>
+        <w:rPr>
+          <w:rFonts w:ascii="Arial" w:hAnsi="Arial"/>
+        </w:rPr>
+        <w:t xml:space="preserve">— </w:t>
+      </w:r>
+      <w:hyperlink r:id="rId31" w:history="1">
+        <w:r>
+          <w:rPr>
+            <w:rStyle w:val="Hyperlink"/>
+            <w:color w:val="1A7340"/>
+            <w:u w:val="single"/>
+            <w:rFonts w:ascii="Arial" w:hAnsi="Arial"/>
+            <w:sz w:val="22"/>
+          </w:rPr>
+          <w:t xml:space="preserve">Two Goats Brewing</w:t>
+        </w:r>
+      </w:hyperlink>
+      <w:r>
+        <w:rPr>
+          <w:rFonts w:ascii="Arial" w:hAnsi="Arial"/>
+        </w:rPr>
+        <w:t xml:space="preserve"> </w:t>
+      </w:r>
+      <w:hyperlink r:id="rId20" w:history="1">
+        <w:r>
+          <w:rPr>
+            <w:rStyle w:val="Hyperlink"/>
+            <w:color w:val="1A7340"/>
+            <w:u w:val="single"/>
+            <w:rFonts w:ascii="Arial" w:hAnsi="Arial"/>
+            <w:sz w:val="22"/>
+          </w:rPr>
+          <w:t xml:space="preserve">Burdett</w:t>
+        </w:r>
+      </w:hyperlink>
+    </w:p>
+    <w:p>
+      <w:r>
+        <w:rPr>
+          <w:rFonts w:ascii="Arial" w:hAnsi="Arial"/>
+          <w:i/>
+        </w:rPr>
+        <w:t>The east-shore stop for people who don't drink wine</w:t>
+      </w:r>
+    </w:p>
+    <w:p>
+      <w:r>
+        <w:t>Craft brewery in the Burdett cluster on Route 414. Close enough to Hillick &amp; Hobbs and Finger Lakes Distilling that the first hour on the east shore covers wine, beer, and spirits without moving the car far. Craft Beverage Trail badge.</w:t>
+      </w:r>
+    </w:p>
+    <w:p>
+      <w:r>
+        <w:rPr>
+          <w:rFonts w:ascii="Arial" w:hAnsi="Arial"/>
+        </w:rPr>
+        <w:t xml:space="preserve">— </w:t>
+      </w:r>
+      <w:hyperlink r:id="rId32" w:history="1">
+        <w:r>
+          <w:rPr>
+            <w:rStyle w:val="Hyperlink"/>
+            <w:color w:val="1A7340"/>
+            <w:u w:val="single"/>
+            <w:rFonts w:ascii="Arial" w:hAnsi="Arial"/>
+            <w:sz w:val="22"/>
+          </w:rPr>
+          <w:t xml:space="preserve">Finger Lakes Distilling</w:t>
+        </w:r>
+      </w:hyperlink>
+      <w:r>
+        <w:rPr>
+          <w:rFonts w:ascii="Arial" w:hAnsi="Arial"/>
+        </w:rPr>
+        <w:t xml:space="preserve"> </w:t>
+      </w:r>
+      <w:hyperlink r:id="rId20" w:history="1">
+        <w:r>
+          <w:rPr>
+            <w:rStyle w:val="Hyperlink"/>
+            <w:color w:val="1A7340"/>
+            <w:u w:val="single"/>
+            <w:rFonts w:ascii="Arial" w:hAnsi="Arial"/>
+            <w:sz w:val="22"/>
+          </w:rPr>
+          <w:t xml:space="preserve">Burdett</w:t>
+        </w:r>
+      </w:hyperlink>
+    </w:p>
+    <w:p>
+      <w:r>
+        <w:rPr>
+          <w:rFonts w:ascii="Arial" w:hAnsi="Arial"/>
+          <w:i/>
+        </w:rPr>
+        <w:t>Grain-to-glass spirits on the east-shore bluff</w:t>
+      </w:r>
+    </w:p>
+    <w:p>
+      <w:r>
+        <w:t>Craft distillery producing gin, vodka, whiskey, and grappa from local grain and grape. Part of the Burdett cluster that makes the east-shore entry point the most complete first stop on the trail. Craft Beverage Trail badge.</w:t>
+      </w:r>
+    </w:p>
+    <w:p>
+      <w:r>
+        <w:rPr>
+          <w:rFonts w:ascii="Arial" w:hAnsi="Arial"/>
+        </w:rPr>
+        <w:t xml:space="preserve">— Blueberry Patch </w:t>
       </w:r>
       <w:hyperlink r:id="rId35" w:history="1">
         <w:r>
@@ -3323,13 +3583,66 @@
           <w:t xml:space="preserve">Finger Lakes National Forest</w:t>
         </w:r>
       </w:hyperlink>
+    </w:p>
+    <w:p>
+      <w:r>
+        <w:rPr>
+          <w:rFonts w:ascii="Arial" w:hAnsi="Arial"/>
+          <w:i/>
+        </w:rPr>
+        <w:t>U-pick blueberries in a national forest</w:t>
+      </w:r>
+    </w:p>
+    <w:p>
+      <w:r>
+        <w:t>Adjacent to the nine-site first-come campground in the Finger Lakes National Forest. U-pick blueberries in season. The kind of stop that doesn't appear on wine trail itineraries, which is part of its appeal.</w:t>
+      </w:r>
+    </w:p>
+    <w:p>
+      <w:pPr>
+        <w:pStyle w:val="Heading2"/>
+      </w:pPr>
       <w:r>
         <w:rPr>
           <w:rFonts w:ascii="Arial" w:hAnsi="Arial"/>
         </w:rPr>
-        <w:t xml:space="preserve"> pastures are still leased to working farms: the agricultural tradition on the ridge between Seneca and Cayuga Lakes predates the wine trail by two centuries. Hazlitt 1852 Vineyards in </w:t>
-      </w:r>
-      <w:hyperlink r:id="rId21" w:history="1">
+        <w:t>Outdoor and nature</w:t>
+      </w:r>
+    </w:p>
+    <w:p>
+      <w:r>
+        <w:rPr>
+          <w:rFonts w:ascii="Arial" w:hAnsi="Arial"/>
+        </w:rPr>
+        <w:t xml:space="preserve">The gorge at </w:t>
+      </w:r>
+      <w:hyperlink r:id="rId26" w:history="1">
+        <w:r>
+          <w:rPr>
+            <w:rStyle w:val="Hyperlink"/>
+            <w:color w:val="0563C1"/>
+            <w:u w:val="single"/>
+            <w:rFonts w:ascii="Arial" w:hAnsi="Arial"/>
+            <w:sz w:val="22"/>
+          </w:rPr>
+          <w:t xml:space="preserve">Watkins Glen State Park</w:t>
+        </w:r>
+      </w:hyperlink>
+      <w:r>
+        <w:rPr>
+          <w:rFonts w:ascii="Arial" w:hAnsi="Arial"/>
+        </w:rPr>
+        <w:t xml:space="preserve"> is the primary natural draw on Seneca. Nineteen waterfalls in 1.5 miles, 800 stone steps, canyon walls that the Civilian Conservation Corps rebuilt in natural stone after a 1935 flood. Arrive before 9am in summer.</w:t>
+      </w:r>
+    </w:p>
+    <w:p>
+      <w:r>
+        <w:rPr>
+          <w:rFonts w:ascii="Arial" w:hAnsi="Arial"/>
+        </w:rPr>
+        <w:t xml:space="preserve">Seneca also has </w:t>
+      </w:r>
+      <w:hyperlink r:id="rId53" w:history="1">
         <w:r>
           <w:rPr>
             <w:rStyle w:val="Hyperlink"/>
@@ -3338,34 +3651,16 @@
             <w:rFonts w:ascii="Arial" w:hAnsi="Arial"/>
             <w:sz w:val="22"/>
           </w:rPr>
-          <w:t xml:space="preserve">Hector</w:t>
+          <w:t xml:space="preserve">Shequaga Falls</w:t>
         </w:r>
       </w:hyperlink>
       <w:r>
         <w:rPr>
           <w:rFonts w:ascii="Arial" w:hAnsi="Arial"/>
         </w:rPr>
-        <w:t xml:space="preserve"> runs The Cider Tree hard cider operation alongside the winery, earning both wine trail and </w:t>
-      </w:r>
-      <w:hyperlink r:id="rId53" w:history="1">
-        <w:r>
-          <w:rPr>
-            <w:rStyle w:val="Hyperlink"/>
-            <w:color w:val="C0392B"/>
-            <w:u w:val="single"/>
-            <w:rFonts w:ascii="Arial" w:hAnsi="Arial"/>
-            <w:sz w:val="22"/>
-          </w:rPr>
-          <w:t xml:space="preserve">Craft Beverage Trail</w:t>
-        </w:r>
-      </w:hyperlink>
-      <w:r>
-        <w:rPr>
-          <w:rFonts w:ascii="Arial" w:hAnsi="Arial"/>
-        </w:rPr>
-        <w:t xml:space="preserve"> badges on a single visit. </w:t>
-      </w:r>
-      <w:hyperlink r:id="rId31" w:history="1">
+        <w:t xml:space="preserve"> in the center of </w:t>
+      </w:r>
+      <w:hyperlink r:id="rId54" w:history="1">
         <w:r>
           <w:rPr>
             <w:rStyle w:val="Hyperlink"/>
@@ -3374,16 +3669,16 @@
             <w:rFonts w:ascii="Arial" w:hAnsi="Arial"/>
             <w:sz w:val="22"/>
           </w:rPr>
-          <w:t xml:space="preserve">Two Goats Brewing</w:t>
+          <w:t xml:space="preserve">Montour Falls</w:t>
         </w:r>
       </w:hyperlink>
       <w:r>
         <w:rPr>
           <w:rFonts w:ascii="Arial" w:hAnsi="Arial"/>
         </w:rPr>
-        <w:t xml:space="preserve"> and </w:t>
-      </w:r>
-      <w:hyperlink r:id="rId32" w:history="1">
+        <w:t xml:space="preserve"> village, five minutes south of </w:t>
+      </w:r>
+      <w:hyperlink r:id="rId10" w:history="1">
         <w:r>
           <w:rPr>
             <w:rStyle w:val="Hyperlink"/>
@@ -3392,32 +3687,22 @@
             <w:rFonts w:ascii="Arial" w:hAnsi="Arial"/>
             <w:sz w:val="22"/>
           </w:rPr>
-          <w:t xml:space="preserve">Finger Lakes Distilling</w:t>
+          <w:t xml:space="preserve">Watkins Glen</w:t>
         </w:r>
       </w:hyperlink>
       <w:r>
         <w:rPr>
           <w:rFonts w:ascii="Arial" w:hAnsi="Arial"/>
         </w:rPr>
-        <w:t xml:space="preserve"> in </w:t>
-      </w:r>
-      <w:hyperlink r:id="rId20" w:history="1">
-        <w:r>
-          <w:rPr>
-            <w:rStyle w:val="Hyperlink"/>
-            <w:color w:val="1A7340"/>
-            <w:u w:val="single"/>
-            <w:rFonts w:ascii="Arial" w:hAnsi="Arial"/>
-            <w:sz w:val="22"/>
-          </w:rPr>
-          <w:t xml:space="preserve">Burdett</w:t>
-        </w:r>
-      </w:hyperlink>
+        <w:t>. One hundred sixty-five feet. Most people drive through without stopping. That is a mistake.</w:t>
+      </w:r>
+    </w:p>
+    <w:p>
       <w:r>
         <w:rPr>
           <w:rFonts w:ascii="Arial" w:hAnsi="Arial"/>
         </w:rPr>
-        <w:t xml:space="preserve"> round out the craft beverage options on the east shore. The Blueberry Patch in the </w:t>
+        <w:t xml:space="preserve">The </w:t>
       </w:r>
       <w:hyperlink r:id="rId35" w:history="1">
         <w:r>
@@ -3435,88 +3720,26 @@
         <w:rPr>
           <w:rFonts w:ascii="Arial" w:hAnsi="Arial"/>
         </w:rPr>
-        <w:t xml:space="preserve"> offers U-pick blueberries in season.</w:t>
+        <w:t xml:space="preserve"> is New York's only national forest, 16,000 acres on the ridge between Seneca and Cayuga Lakes in Schuyler and Seneca Counties. Between 1938 and 1941, over 100 Depression-era farms were purchased by the federal government after soil depletion made them unviable. The Forest Service still leases the pasture land to working farms: hikers on the 30-mile trail system may encounter free-ranging cattle alongside vineyard views. The Interloken Trail runs 12 miles north-south through the forest. The Blueberry Patch campground is nine sites, first-come, with a U-pick blueberry patch adjacent. This is the east-shore outdoor stop that does not appear on most wine trail itineraries.</w:t>
       </w:r>
     </w:p>
     <w:p>
+      <w:pPr>
+        <w:pStyle w:val="Heading3"/>
+      </w:pPr>
       <w:r>
         <w:rPr>
           <w:rFonts w:ascii="Arial" w:hAnsi="Arial"/>
         </w:rPr>
-        <w:t xml:space="preserve">The bistro at </w:t>
-      </w:r>
-      <w:hyperlink r:id="rId34" w:history="1">
-        <w:r>
-          <w:rPr>
-            <w:rStyle w:val="Hyperlink"/>
-            <w:color w:val="1A7340"/>
-            <w:u w:val="single"/>
-            <w:rFonts w:ascii="Arial" w:hAnsi="Arial"/>
-            <w:sz w:val="22"/>
-          </w:rPr>
-          <w:t xml:space="preserve">Red Newt Cellars</w:t>
-        </w:r>
-      </w:hyperlink>
+        <w:t>Natural sites</w:t>
+      </w:r>
+    </w:p>
+    <w:p>
       <w:r>
         <w:rPr>
           <w:rFonts w:ascii="Arial" w:hAnsi="Arial"/>
         </w:rPr>
-        <w:t xml:space="preserve"> sources from local farms and is the best farm-to-table lunch stop on the east shore. The Ginny Lee Cafe at </w:t>
-      </w:r>
-      <w:hyperlink r:id="rId36" w:history="1">
-        <w:r>
-          <w:rPr>
-            <w:rStyle w:val="Hyperlink"/>
-            <w:color w:val="1A7340"/>
-            <w:u w:val="single"/>
-            <w:rFonts w:ascii="Arial" w:hAnsi="Arial"/>
-            <w:sz w:val="22"/>
-          </w:rPr>
-          <w:t xml:space="preserve">Wagner Vineyards</w:t>
-        </w:r>
-      </w:hyperlink>
-      <w:r>
-        <w:rPr>
-          <w:rFonts w:ascii="Arial" w:hAnsi="Arial"/>
-        </w:rPr>
-        <w:t xml:space="preserve"> serves lunch with vineyard and lake views. Veraisons Restaurant at </w:t>
-      </w:r>
-      <w:hyperlink r:id="rId29" w:history="1">
-        <w:r>
-          <w:rPr>
-            <w:rStyle w:val="Hyperlink"/>
-            <w:color w:val="1A7340"/>
-            <w:u w:val="single"/>
-            <w:rFonts w:ascii="Arial" w:hAnsi="Arial"/>
-            <w:sz w:val="22"/>
-          </w:rPr>
-          <w:t xml:space="preserve">Glenora Wine Cellars</w:t>
-        </w:r>
-      </w:hyperlink>
-      <w:r>
-        <w:rPr>
-          <w:rFonts w:ascii="Arial" w:hAnsi="Arial"/>
-        </w:rPr>
-        <w:t xml:space="preserve"> changes its menu each season sourcing from Finger Lakes farms.</w:t>
-      </w:r>
-    </w:p>
-    <w:p>
-      <w:pPr>
-        <w:pStyle w:val="Heading2"/>
-      </w:pPr>
-      <w:r>
-        <w:rPr>
-          <w:rFonts w:ascii="Arial" w:hAnsi="Arial"/>
-        </w:rPr>
-        <w:t>Outdoor and nature</w:t>
-      </w:r>
-    </w:p>
-    <w:p>
-      <w:r>
-        <w:rPr>
-          <w:rFonts w:ascii="Arial" w:hAnsi="Arial"/>
-        </w:rPr>
-        <w:t xml:space="preserve">The gorge at </w:t>
+        <w:t xml:space="preserve">— </w:t>
       </w:r>
       <w:hyperlink r:id="rId26" w:history="1">
         <w:r>
@@ -3534,7 +3757,33 @@
         <w:rPr>
           <w:rFonts w:ascii="Arial" w:hAnsi="Arial"/>
         </w:rPr>
-        <w:t xml:space="preserve"> is the primary natural draw on Seneca. Nineteen waterfalls in 1.5 miles, 800 stone steps, canyon walls that the Civilian Conservation Corps rebuilt in natural stone after a 1935 flood. Arrive before 9am in summer.</w:t>
+        <w:t xml:space="preserve"> </w:t>
+      </w:r>
+      <w:hyperlink r:id="rId10" w:history="1">
+        <w:r>
+          <w:rPr>
+            <w:rStyle w:val="Hyperlink"/>
+            <w:color w:val="1A7340"/>
+            <w:u w:val="single"/>
+            <w:rFonts w:ascii="Arial" w:hAnsi="Arial"/>
+            <w:sz w:val="22"/>
+          </w:rPr>
+          <w:t xml:space="preserve">Watkins Glen NY</w:t>
+        </w:r>
+      </w:hyperlink>
+    </w:p>
+    <w:p>
+      <w:r>
+        <w:rPr>
+          <w:rFonts w:ascii="Arial" w:hAnsi="Arial"/>
+          <w:i/>
+        </w:rPr>
+        <w:t>The best gorge trail in the northeast</w:t>
+      </w:r>
+    </w:p>
+    <w:p>
+      <w:r>
+        <w:t>19 waterfalls in 1.5 miles. The gorge trail winds through tunnels, over and under falls, past 200-foot water-carved shale walls. 800 stone steps, rebuilt by the CCC after a 1935 flood. Gorge trail open mid-May through late October; rim trails year-round. Get there before 9am in summer or after 4pm. The gorge fills up.</w:t>
       </w:r>
     </w:p>
     <w:p>
@@ -3542,9 +3791,9 @@
         <w:rPr>
           <w:rFonts w:ascii="Arial" w:hAnsi="Arial"/>
         </w:rPr>
-        <w:t xml:space="preserve">Seneca also has </w:t>
-      </w:r>
-      <w:hyperlink r:id="rId54" w:history="1">
+        <w:t xml:space="preserve">— </w:t>
+      </w:r>
+      <w:hyperlink r:id="rId53" w:history="1">
         <w:r>
           <w:rPr>
             <w:rStyle w:val="Hyperlink"/>
@@ -3560,7 +3809,41 @@
         <w:rPr>
           <w:rFonts w:ascii="Arial" w:hAnsi="Arial"/>
         </w:rPr>
-        <w:t xml:space="preserve"> in the center of </w:t>
+        <w:t xml:space="preserve"> </w:t>
+      </w:r>
+      <w:hyperlink r:id="rId54" w:history="1">
+        <w:r>
+          <w:rPr>
+            <w:rStyle w:val="Hyperlink"/>
+            <w:color w:val="1A7340"/>
+            <w:u w:val="single"/>
+            <w:rFonts w:ascii="Arial" w:hAnsi="Arial"/>
+            <w:sz w:val="22"/>
+          </w:rPr>
+          <w:t xml:space="preserve">Montour Falls NY</w:t>
+        </w:r>
+      </w:hyperlink>
+    </w:p>
+    <w:p>
+      <w:r>
+        <w:rPr>
+          <w:rFonts w:ascii="Arial" w:hAnsi="Arial"/>
+          <w:i/>
+        </w:rPr>
+        <w:t>Most people drive through without stopping. That is a mistake.</w:t>
+      </w:r>
+    </w:p>
+    <w:p>
+      <w:r>
+        <w:t>165-foot waterfall in the center of Montour Falls village, five minutes south of Watkins Glen. The falls are visible from the main road. There is no trail required, no fee, and no crowd. One of the most undervisited natural features in the Finger Lakes.</w:t>
+      </w:r>
+    </w:p>
+    <w:p>
+      <w:r>
+        <w:rPr>
+          <w:rFonts w:ascii="Arial" w:hAnsi="Arial"/>
+        </w:rPr>
+        <w:t xml:space="preserve">— </w:t>
       </w:r>
       <w:hyperlink r:id="rId55" w:history="1">
         <w:r>
@@ -3571,16 +3854,16 @@
             <w:rFonts w:ascii="Arial" w:hAnsi="Arial"/>
             <w:sz w:val="22"/>
           </w:rPr>
-          <w:t xml:space="preserve">Montour Falls</w:t>
+          <w:t xml:space="preserve">Hector Falls</w:t>
         </w:r>
       </w:hyperlink>
       <w:r>
         <w:rPr>
           <w:rFonts w:ascii="Arial" w:hAnsi="Arial"/>
         </w:rPr>
-        <w:t xml:space="preserve"> village, five minutes south of </w:t>
-      </w:r>
-      <w:hyperlink r:id="rId10" w:history="1">
+        <w:t xml:space="preserve"> </w:t>
+      </w:r>
+      <w:hyperlink r:id="rId20" w:history="1">
         <w:r>
           <w:rPr>
             <w:rStyle w:val="Hyperlink"/>
@@ -3589,22 +3872,30 @@
             <w:rFonts w:ascii="Arial" w:hAnsi="Arial"/>
             <w:sz w:val="22"/>
           </w:rPr>
-          <w:t xml:space="preserve">Watkins Glen</w:t>
+          <w:t xml:space="preserve">Burdett NY</w:t>
         </w:r>
       </w:hyperlink>
+    </w:p>
+    <w:p>
+      <w:r>
+        <w:rPr>
+          <w:rFonts w:ascii="Arial" w:hAnsi="Arial"/>
+          <w:i/>
+        </w:rPr>
+        <w:t>A pull-over waterfall on the east-shore drive</w:t>
+      </w:r>
+    </w:p>
+    <w:p>
+      <w:r>
+        <w:t>Visible from Route 414 on the east shore. The upper cascades are seen from the road; the lower cascades are visible from the lake. Pull over safely. Worth combining with the first east-shore winery stops at Atwater and Hillick &amp; Hobbs nearby.</w:t>
+      </w:r>
+    </w:p>
+    <w:p>
       <w:r>
         <w:rPr>
           <w:rFonts w:ascii="Arial" w:hAnsi="Arial"/>
         </w:rPr>
-        <w:t>. One hundred sixty-five feet. Most people drive through without stopping. That is a mistake.</w:t>
-      </w:r>
-    </w:p>
-    <w:p>
-      <w:r>
-        <w:rPr>
-          <w:rFonts w:ascii="Arial" w:hAnsi="Arial"/>
-        </w:rPr>
-        <w:t xml:space="preserve">The </w:t>
+        <w:t xml:space="preserve">— </w:t>
       </w:r>
       <w:hyperlink r:id="rId35" w:history="1">
         <w:r>
@@ -3622,175 +3913,6 @@
         <w:rPr>
           <w:rFonts w:ascii="Arial" w:hAnsi="Arial"/>
         </w:rPr>
-        <w:t xml:space="preserve"> is New York's only national forest, 16,000 acres on the ridge between Seneca and Cayuga Lakes in Schuyler and Seneca Counties. Between 1938 and 1941, over 100 Depression-era farms were purchased by the federal government after soil depletion made them unviable. The Forest Service still leases the pasture land to working farms: hikers on the 30-mile trail system may encounter free-ranging cattle alongside vineyard views. The Interloken Trail runs 12 miles north-south through the forest. The Blueberry Patch campground is nine sites, first-come, with a U-pick blueberry patch adjacent. This is the east-shore outdoor stop that does not appear on most wine trail itineraries.</w:t>
-      </w:r>
-    </w:p>
-    <w:p>
-      <w:pPr>
-        <w:pStyle w:val="Heading3"/>
-      </w:pPr>
-      <w:r>
-        <w:rPr>
-          <w:rFonts w:ascii="Arial" w:hAnsi="Arial"/>
-        </w:rPr>
-        <w:t>Natural sites</w:t>
-      </w:r>
-    </w:p>
-    <w:p>
-      <w:r>
-        <w:rPr>
-          <w:rFonts w:ascii="Arial" w:hAnsi="Arial"/>
-        </w:rPr>
-        <w:t xml:space="preserve">— </w:t>
-      </w:r>
-      <w:hyperlink r:id="rId26" w:history="1">
-        <w:r>
-          <w:rPr>
-            <w:rStyle w:val="Hyperlink"/>
-            <w:color w:val="0563C1"/>
-            <w:u w:val="single"/>
-            <w:rFonts w:ascii="Arial" w:hAnsi="Arial"/>
-            <w:sz w:val="22"/>
-          </w:rPr>
-          <w:t xml:space="preserve">Watkins Glen State Park</w:t>
-        </w:r>
-      </w:hyperlink>
-      <w:r>
-        <w:rPr>
-          <w:rFonts w:ascii="Arial" w:hAnsi="Arial"/>
-        </w:rPr>
-        <w:t xml:space="preserve"> </w:t>
-      </w:r>
-      <w:hyperlink r:id="rId10" w:history="1">
-        <w:r>
-          <w:rPr>
-            <w:rStyle w:val="Hyperlink"/>
-            <w:color w:val="1A7340"/>
-            <w:u w:val="single"/>
-            <w:rFonts w:ascii="Arial" w:hAnsi="Arial"/>
-            <w:sz w:val="22"/>
-          </w:rPr>
-          <w:t xml:space="preserve">Watkins Glen NY</w:t>
-        </w:r>
-      </w:hyperlink>
-      <w:r>
-        <w:rPr>
-          <w:rFonts w:ascii="Arial" w:hAnsi="Arial"/>
-        </w:rPr>
-        <w:t xml:space="preserve"> 19 waterfalls in 1.5 miles. Gorge trail open mid-May through late October. Rim trails year-round. Go early.</w:t>
-      </w:r>
-    </w:p>
-    <w:p>
-      <w:r>
-        <w:rPr>
-          <w:rFonts w:ascii="Arial" w:hAnsi="Arial"/>
-        </w:rPr>
-        <w:t xml:space="preserve">— </w:t>
-      </w:r>
-      <w:hyperlink r:id="rId54" w:history="1">
-        <w:r>
-          <w:rPr>
-            <w:rStyle w:val="Hyperlink"/>
-            <w:color w:val="1A7340"/>
-            <w:u w:val="single"/>
-            <w:rFonts w:ascii="Arial" w:hAnsi="Arial"/>
-            <w:sz w:val="22"/>
-          </w:rPr>
-          <w:t xml:space="preserve">Shequaga Falls</w:t>
-        </w:r>
-      </w:hyperlink>
-      <w:r>
-        <w:rPr>
-          <w:rFonts w:ascii="Arial" w:hAnsi="Arial"/>
-        </w:rPr>
-        <w:t xml:space="preserve"> </w:t>
-      </w:r>
-      <w:hyperlink r:id="rId55" w:history="1">
-        <w:r>
-          <w:rPr>
-            <w:rStyle w:val="Hyperlink"/>
-            <w:color w:val="1A7340"/>
-            <w:u w:val="single"/>
-            <w:rFonts w:ascii="Arial" w:hAnsi="Arial"/>
-            <w:sz w:val="22"/>
-          </w:rPr>
-          <w:t xml:space="preserve">Montour Falls NY</w:t>
-        </w:r>
-      </w:hyperlink>
-      <w:r>
-        <w:rPr>
-          <w:rFonts w:ascii="Arial" w:hAnsi="Arial"/>
-        </w:rPr>
-        <w:t xml:space="preserve"> 165-foot waterfall in the center of the village. Pull over.</w:t>
-      </w:r>
-    </w:p>
-    <w:p>
-      <w:r>
-        <w:rPr>
-          <w:rFonts w:ascii="Arial" w:hAnsi="Arial"/>
-        </w:rPr>
-        <w:t xml:space="preserve">— </w:t>
-      </w:r>
-      <w:hyperlink r:id="rId56" w:history="1">
-        <w:r>
-          <w:rPr>
-            <w:rStyle w:val="Hyperlink"/>
-            <w:color w:val="1A7340"/>
-            <w:u w:val="single"/>
-            <w:rFonts w:ascii="Arial" w:hAnsi="Arial"/>
-            <w:sz w:val="22"/>
-          </w:rPr>
-          <w:t xml:space="preserve">Hector Falls</w:t>
-        </w:r>
-      </w:hyperlink>
-      <w:r>
-        <w:rPr>
-          <w:rFonts w:ascii="Arial" w:hAnsi="Arial"/>
-        </w:rPr>
-        <w:t xml:space="preserve"> </w:t>
-      </w:r>
-      <w:hyperlink r:id="rId20" w:history="1">
-        <w:r>
-          <w:rPr>
-            <w:rStyle w:val="Hyperlink"/>
-            <w:color w:val="1A7340"/>
-            <w:u w:val="single"/>
-            <w:rFonts w:ascii="Arial" w:hAnsi="Arial"/>
-            <w:sz w:val="22"/>
-          </w:rPr>
-          <w:t xml:space="preserve">Burdett NY</w:t>
-        </w:r>
-      </w:hyperlink>
-      <w:r>
-        <w:rPr>
-          <w:rFonts w:ascii="Arial" w:hAnsi="Arial"/>
-        </w:rPr>
-        <w:t xml:space="preserve"> Visible from Route 414 on the east shore. Pull over safely.</w:t>
-      </w:r>
-    </w:p>
-    <w:p>
-      <w:r>
-        <w:rPr>
-          <w:rFonts w:ascii="Arial" w:hAnsi="Arial"/>
-        </w:rPr>
-        <w:t xml:space="preserve">— </w:t>
-      </w:r>
-      <w:hyperlink r:id="rId35" w:history="1">
-        <w:r>
-          <w:rPr>
-            <w:rStyle w:val="Hyperlink"/>
-            <w:color w:val="1A7340"/>
-            <w:u w:val="single"/>
-            <w:rFonts w:ascii="Arial" w:hAnsi="Arial"/>
-            <w:sz w:val="22"/>
-          </w:rPr>
-          <w:t xml:space="preserve">Finger Lakes National Forest</w:t>
-        </w:r>
-      </w:hyperlink>
-      <w:r>
-        <w:rPr>
-          <w:rFonts w:ascii="Arial" w:hAnsi="Arial"/>
-        </w:rPr>
         <w:t xml:space="preserve"> </w:t>
       </w:r>
       <w:hyperlink r:id="rId21" w:history="1">
@@ -3805,11 +3927,19 @@
           <w:t xml:space="preserve">Hector NY</w:t>
         </w:r>
       </w:hyperlink>
+    </w:p>
+    <w:p>
       <w:r>
         <w:rPr>
           <w:rFonts w:ascii="Arial" w:hAnsi="Arial"/>
+          <w:i/>
         </w:rPr>
-        <w:t xml:space="preserve"> New York's only national forest. 30 miles of trails between Seneca and Cayuga. Working cattle pastures. Blueberry Patch campground.</w:t>
+        <w:t>New York's only national forest, and the cattle have the right of way</w:t>
+      </w:r>
+    </w:p>
+    <w:p>
+      <w:r>
+        <w:t>Sixteen thousand acres on the ridge between Seneca and Cayuga Lakes. Over 100 Depression-era farms were purchased by the federal government between 1938 and 1941. The Forest Service still leases the pastures to working farms: hikers on the 30-mile trail system may encounter free-ranging cattle alongside vineyard views. The Interloken Trail runs 12 miles north-south. Blueberry Patch campground is nine first-come sites with a U-pick patch adjacent.</w:t>
       </w:r>
     </w:p>
     <w:p>
@@ -3819,7 +3949,7 @@
         </w:rPr>
         <w:t xml:space="preserve">— </w:t>
       </w:r>
-      <w:hyperlink r:id="rId57" w:history="1">
+      <w:hyperlink r:id="rId56" w:history="1">
         <w:r>
           <w:rPr>
             <w:rStyle w:val="Hyperlink"/>
@@ -3849,11 +3979,19 @@
           <w:t xml:space="preserve">Geneva NY</w:t>
         </w:r>
       </w:hyperlink>
+    </w:p>
+    <w:p>
       <w:r>
         <w:rPr>
           <w:rFonts w:ascii="Arial" w:hAnsi="Arial"/>
+          <w:i/>
         </w:rPr>
-        <w:t xml:space="preserve"> Free public beach, boat launch, and marina at the lake's north end in Geneva.</w:t>
+        <w:t>Known for the free public beach at the north end</w:t>
+      </w:r>
+    </w:p>
+    <w:p>
+      <w:r>
+        <w:t>Free public beach, boat launch, and marina at the lake's north end in Geneva. The practical starting point for visitors based in Geneva who want lake access without a winery attached. Picnic facilities, playground, and Sprayground water feature in summer.</w:t>
       </w:r>
     </w:p>
     <w:p>
@@ -3874,7 +4012,7 @@
         </w:rPr>
         <w:t xml:space="preserve">Seneca Lake requires a car. </w:t>
       </w:r>
-      <w:hyperlink r:id="rId58" w:history="1">
+      <w:hyperlink r:id="rId57" w:history="1">
         <w:r>
           <w:rPr>
             <w:rStyle w:val="Hyperlink"/>
@@ -3892,7 +4030,7 @@
         </w:rPr>
         <w:t xml:space="preserve"> is about an hour northeast. </w:t>
       </w:r>
-      <w:hyperlink r:id="rId59" w:history="1">
+      <w:hyperlink r:id="rId58" w:history="1">
         <w:r>
           <w:rPr>
             <w:rStyle w:val="Hyperlink"/>
@@ -4418,7 +4556,7 @@
         </w:rPr>
         <w:t xml:space="preserve">Wine trail tasting rooms: full hours May through November, reduced or appointment-only December through April, call ahead. Gorge trail at </w:t>
       </w:r>
-      <w:hyperlink r:id="rId60" w:history="1">
+      <w:hyperlink r:id="rId59" w:history="1">
         <w:r>
           <w:rPr>
             <w:rStyle w:val="Hyperlink"/>
@@ -4546,7 +4684,7 @@
         </w:rPr>
         <w:t xml:space="preserve">Nature stamps: </w:t>
       </w:r>
-      <w:hyperlink r:id="rId60" w:history="1">
+      <w:hyperlink r:id="rId59" w:history="1">
         <w:r>
           <w:rPr>
             <w:rStyle w:val="Hyperlink"/>
@@ -4564,7 +4702,7 @@
         </w:rPr>
         <w:t xml:space="preserve">, </w:t>
       </w:r>
-      <w:hyperlink r:id="rId54" w:history="1">
+      <w:hyperlink r:id="rId53" w:history="1">
         <w:r>
           <w:rPr>
             <w:rStyle w:val="Hyperlink"/>
@@ -4600,7 +4738,7 @@
         </w:rPr>
         <w:t xml:space="preserve">, </w:t>
       </w:r>
-      <w:hyperlink r:id="rId57" w:history="1">
+      <w:hyperlink r:id="rId56" w:history="1">
         <w:r>
           <w:rPr>
             <w:rStyle w:val="Hyperlink"/>
@@ -4642,7 +4780,7 @@
         </w:rPr>
         <w:t xml:space="preserve">Seneca is the wine center. The </w:t>
       </w:r>
-      <w:hyperlink r:id="rId61" w:history="1">
+      <w:hyperlink r:id="rId60" w:history="1">
         <w:r>
           <w:rPr>
             <w:rStyle w:val="Hyperlink"/>
@@ -4660,7 +4798,7 @@
         </w:rPr>
         <w:t xml:space="preserve"> is where the wine story actually started, twenty miles west on a Y-shaped lake above Hammondsport. The </w:t>
       </w:r>
-      <w:hyperlink r:id="rId62" w:history="1">
+      <w:hyperlink r:id="rId61" w:history="1">
         <w:r>
           <w:rPr>
             <w:rStyle w:val="Hyperlink"/>
@@ -4678,7 +4816,7 @@
         </w:rPr>
         <w:t xml:space="preserve"> picks up the reform corridor. The </w:t>
       </w:r>
-      <w:hyperlink r:id="rId63" w:history="1">
+      <w:hyperlink r:id="rId62" w:history="1">
         <w:r>
           <w:rPr>
             <w:rStyle w:val="Hyperlink"/>
@@ -4701,7 +4839,7 @@
       <w:pPr>
         <w:shd w:val="clear" w:color="auto" w:fill="EAF4FB"/>
       </w:pPr>
-      <w:hyperlink r:id="rId64" w:history="1">
+      <w:hyperlink r:id="rId63" w:history="1">
         <w:r>
           <w:rPr>
             <w:rStyle w:val="Hyperlink"/>
@@ -4724,7 +4862,7 @@
         </w:rPr>
         <w:t xml:space="preserve">Related: </w:t>
       </w:r>
-      <w:hyperlink r:id="rId65" w:history="1">
+      <w:hyperlink r:id="rId64" w:history="1">
         <w:r>
           <w:rPr>
             <w:rStyle w:val="Hyperlink"/>
